--- a/FP/VP527819/Final/JCE_FP_VP527819_Final_RevG.docx
+++ b/FP/VP527819/Final/JCE_FP_VP527819_Final_RevG.docx
@@ -6290,6 +6290,22 @@
           <w:i w:val="0"/>
         </w:rPr>
         <w:t>To keep Jayden at about 35 hours a week in March, the unit rates, useful lives and revaluation model are built in January and February on Council's register data, report and program frameworks are drafted in February, and a casual GIS technician and Sunny Lotay carry the March GIS and audit load.</w:t>
+      </w:r>
+    </w:p>
+    <w:p>
+      <w:pPr>
+        <w:pStyle w:val="Heading2"/>
+      </w:pPr>
+      <w:r>
+        <w:t>Related capability and equipment</w:t>
+      </w:r>
+    </w:p>
+    <w:p>
+      <w:r>
+        <w:rPr>
+          <w:i w:val="0"/>
+        </w:rPr>
+        <w:t>JCE's related business, Glide Inside (glideinside.com.au), produces 3D digital models and visualisation for the property and construction sector. JCE offers drone photogrammetry (orthophotos, 3D models and geotagged inspection imagery) using a DJI Mavic 3 Enterprise with RTK, operated under CASA's sub-2 kg excluded category, with operator accreditation in place before services start. On this contract that capability is limited to the optional per-site rate (Item 10) for a specific asset outside 5.5 km of Sydney and Bankstown airports and clear of people; it is not used for network capture (Section 2.1).</w:t>
       </w:r>
     </w:p>
     <w:p>

--- a/FP/VP527819/Final/JCE_FP_VP527819_Final_RevG.docx
+++ b/FP/VP527819/Final/JCE_FP_VP527819_Final_RevG.docx
@@ -2937,7 +2937,7 @@
               <w:rPr>
                 <w:sz w:val="17"/>
               </w:rPr>
-              <w:t>Not used for this contract's network capture. Most of the Inner West LGA is within 5.5 km of Sydney Airport and inside its controlled airspace, and the streets are busy with people. Under CASA's excluded category for drones under 2 kg, flights must stay more than 5.5 km from a controlled aerodrome and must not be near or over people. Drone capture is offered only as an optional per-site rate (Item 10) for a specific asset outside 5.5 km of Sydney and Bankstown airports and clear of people. For that option JCE will deploy a DJI Mavic 3 Enterprise with RTK; JCE's CASA operator accreditation (ARN) and drone registration are being obtained (October 2026). JCE does not hold a RePL or ReOC.</w:t>
+              <w:t>Not used for this contract's network capture. Most of the Inner West LGA is within 5.5 km of Sydney Airport and inside its controlled airspace, and the streets are busy with people. Under CASA's excluded category for drones under 2 kg, flights must stay more than 5.5 km from a controlled aerodrome and must not be near or over people. Drone capture is offered only as an optional per-site rate (Item 10) for a specific asset outside 5.5 km of Sydney and Bankstown airports and clear of people. For that option JCE will deploy a DJI Mavic 3 Enterprise with RTK, with CASA operator accreditation (ARN) and drone registration in place before services start; JCE does not hold a RePL or ReOC. Flights are planned in DroneDeploy with RTK corrections (AUSCORS or CORSnet-NSW), accuracy is checked against independent check points, and captures are processed in Autodesk ReCap Pro and delivered through QGIS. Deliverables per site: orthophoto or terrain model, GIS layer, and high-resolution aerial stills of the asset's existing condition and any defects.</w:t>
             </w:r>
           </w:p>
         </w:tc>
@@ -6305,7 +6305,7 @@
         <w:rPr>
           <w:i w:val="0"/>
         </w:rPr>
-        <w:t>JCE's related business, Glide Inside (glideinside.com.au), produces 3D digital models and visualisation for the property and construction sector. JCE offers drone photogrammetry (orthophotos, 3D models and geotagged inspection imagery) using a DJI Mavic 3 Enterprise with RTK, operated under CASA's sub-2 kg excluded category, with operator accreditation in place before services start. On this contract that capability is limited to the optional per-site rate (Item 10) for a specific asset outside 5.5 km of Sydney and Bankstown airports and clear of people; it is not used for network capture (Section 2.1).</w:t>
+        <w:t>JCE's related business, Glide Inside (glideinside.com.au), produces 3D digital models and visualisation for the property and construction sector. JCE offers drone photogrammetry (orthophotos, 3D models and geotagged inspection imagery) using a DJI Mavic 3 Enterprise with RTK, operated under CASA's sub-2 kg excluded category, with operator accreditation in place before services start. Jayden has delivered drone photogrammetry on previous projects, planning automated flight paths in DroneDeploy, capturing RTK-positioned photogrammetry and high-resolution aerial stills and video, and processing in Autodesk ReCap Pro to build point clouds and terrain surfaces for use in Autodesk InfraWorks and civil design models. The workflow is flight planning in DroneDeploy (or DJI Pilot 2 or DJI FlightHub), RTK corrections from AUSCORS or CORSnet-NSW (or a local base), ground control and independent check points to verify accuracy, processing in Autodesk ReCap Pro (point clouds, surfaces and, where needed, orthophotos), design integration in Autodesk InfraWorks or Civil 3D, and QGIS for GIS and asset register delivery. On this contract that capability is limited to the optional per-site rate (Item 10) for a specific asset outside 5.5 km of Sydney and Bankstown airports and clear of people; it is not used for network capture (Section 2.1).</w:t>
       </w:r>
     </w:p>
     <w:p>
@@ -6321,7 +6321,7 @@
         <w:rPr>
           <w:i w:val="0"/>
         </w:rPr>
-        <w:t>Jayden is a civil engineer with more than eight years of experience across Commonwealth Defence infrastructure, land development, roads and pavements, stormwater and water infrastructure, progressing from civil design to design management. Relevant experience includes civil design management at Langtree Consulting Engineers, Townsville (03/2025 to 05/2026), coordinating flood, electrical and hydraulic subconsultants into joint-discipline packages; senior engineer and design manager roles with SCP Consulting (06/2023 to 03/2025) on Defence projects at HMAS Watson, RAAF Base Tindal, RAAF Base Townsville and HMAS Cairns, including construction-phase inspection and quality assurance; engineer's estimates and bills of quantities, the basis of replacement cost unit rates; road and pavement design to the Austroads guides and CIRCLY; condition inspection and certification of a 647 m earthen flood levee at Gunnedah (JCE, 2026); and Civil 3D and GIS data management. His summary is in Attachment B and his detailed CV is attached to the tender. [TBC - Jayden: GIS and drone projects to cite, with referees]</w:t>
+        <w:t>Jayden is a civil engineer with more than eight years of experience across Commonwealth Defence infrastructure, land development, roads and pavements, stormwater and water infrastructure, progressing from civil design to design management. Relevant experience includes civil design management at Langtree Consulting Engineers, Townsville (03/2025 to 05/2026), coordinating flood, electrical and hydraulic subconsultants into joint-discipline packages; senior engineer and design manager roles with SCP Consulting (06/2023 to 03/2025) on Defence projects at HMAS Watson, RAAF Base Tindal, RAAF Base Townsville and HMAS Cairns, including construction-phase inspection and quality assurance; engineer's estimates and bills of quantities, the basis of replacement cost unit rates; road and pavement design to the Austroads guides and CIRCLY; condition inspection and certification of a 647 m earthen flood levee at Gunnedah (JCE, 2026); and Civil 3D and GIS data management. Jayden has delivered drone photogrammetry on previous projects, planning automated flight paths in DroneDeploy, capturing RTK-positioned photogrammetry and high-resolution aerial stills and video, and processing in Autodesk ReCap Pro to build point clouds and terrain surfaces for use in Autodesk InfraWorks and civil design models. His summary is in Attachment B and his detailed CV is attached to the tender.</w:t>
       </w:r>
     </w:p>
     <w:p>
@@ -6337,7 +6337,21 @@
         <w:rPr>
           <w:i w:val="0"/>
         </w:rPr>
-        <w:t>[TBC - Jayden: three similar projects completed in the last five years with referees. JCE has not completed a network condition audit or revaluation of its own, so these will be the data capture and valuation partners' projects, clearly labelled as theirs, from the quotes due 21/10/2026, plus any JCE GIS or drone projects that qualify.]</w:t>
+        <w:t>[TBC - Jayden: three similar projects completed in the last five years with referees. JCE has not completed a network condition audit or revaluation of its own, so these will be the data capture and valuation partners' projects, clearly labelled as theirs, from the quotes due 21/10/2026.]</w:t>
+      </w:r>
+    </w:p>
+    <w:p>
+      <w:r>
+        <w:rPr>
+          <w:b/>
+        </w:rPr>
+        <w:t xml:space="preserve">Related capability project: </w:t>
+      </w:r>
+      <w:r>
+        <w:rPr>
+          <w:i w:val="0"/>
+        </w:rPr>
+        <w:t>Farm drainage works, private rural client (Craig Sullivan): drone photogrammetry survey of the property using RTK-positioned automated flights, processed in Autodesk ReCap Pro to a terrain surface used to design the drainage works. Referee details available on request. This private project shows JCE's drone survey and processing capability; it is not a council transport-asset project.</w:t>
       </w:r>
     </w:p>
     <w:p>
@@ -7817,7 +7831,7 @@
               <w:rPr>
                 <w:sz w:val="17"/>
               </w:rPr>
-              <w:t>Optional rate, not in totals: drone capture of a specific asset outside 5.5 km of Sydney and Bankstown airports and clear of people, per site (half day on site, processing, orthophoto or model, GIS layer)</w:t>
+              <w:t>Optional rate, not in totals: drone capture of a specific asset outside 5.5 km of Sydney and Bankstown airports and clear of people, per site (half day on site, processing, orthophoto or terrain model, GIS layer, high-resolution aerial stills of existing condition and defects)</w:t>
             </w:r>
           </w:p>
         </w:tc>
@@ -9974,6 +9988,21 @@
       </w:r>
       <w:r>
         <w:t>Road geometry to the Austroads guides with Transport for NSW supplements, and pavement design with CIRCLY.</w:t>
+      </w:r>
+    </w:p>
+    <w:p>
+      <w:pPr>
+        <w:pStyle w:val="ListBullet"/>
+        <w:spacing w:after="40"/>
+      </w:pPr>
+      <w:r>
+        <w:rPr>
+          <w:b/>
+        </w:rPr>
+        <w:t xml:space="preserve">Drone photogrammetry. </w:t>
+      </w:r>
+      <w:r>
+        <w:t>Jayden has delivered drone photogrammetry on previous projects, planning automated flight paths in DroneDeploy, capturing RTK-positioned photogrammetry and high-resolution aerial stills and video, and processing in Autodesk ReCap Pro to build point clouds and terrain surfaces for use in Autodesk InfraWorks and civil design models.</w:t>
       </w:r>
     </w:p>
     <w:p>

--- a/FP/VP527819/Final/JCE_FP_VP527819_Final_RevG.docx
+++ b/FP/VP527819/Final/JCE_FP_VP527819_Final_RevG.docx
@@ -6305,7 +6305,7 @@
         <w:rPr>
           <w:i w:val="0"/>
         </w:rPr>
-        <w:t>JCE's related business, Glide Inside (glideinside.com.au), produces 3D digital models and visualisation for the property and construction sector. JCE offers drone photogrammetry (orthophotos, 3D models and geotagged inspection imagery) using a DJI Mavic 3 Enterprise with RTK, operated under CASA's sub-2 kg excluded category, with operator accreditation in place before services start. Jayden has delivered drone photogrammetry on previous projects, planning automated flight paths in DroneDeploy, capturing RTK-positioned photogrammetry and high-resolution aerial stills and video, and processing in Autodesk ReCap Pro to build point clouds and terrain surfaces for use in Autodesk InfraWorks and civil design models. The workflow is flight planning in DroneDeploy (or DJI Pilot 2 or DJI FlightHub), RTK corrections from AUSCORS or CORSnet-NSW (or a local base), ground control and independent check points to verify accuracy, processing in Autodesk ReCap Pro (point clouds, surfaces and, where needed, orthophotos), design integration in Autodesk InfraWorks or Civil 3D, and QGIS for GIS and asset register delivery. On this contract that capability is limited to the optional per-site rate (Item 10) for a specific asset outside 5.5 km of Sydney and Bankstown airports and clear of people; it is not used for network capture (Section 2.1).</w:t>
+        <w:t>JCE's related business, Glide Inside (glideinside.com.au), produces 3D digital models and visualisation for the property and construction sector. JCE delivers drone photogrammetry (orthophotos, 3D models and geotagged inspection imagery) using a DJI Mavic 3 Enterprise with RTK, operated under CASA's sub-2 kg excluded category, with operator accreditation in place before services start. Jayden has delivered drone photogrammetry on previous projects, planning automated flight paths in DroneDeploy, capturing RTK-positioned photogrammetry and high-resolution aerial stills and video, and processing in Autodesk ReCap Pro to build point clouds and terrain surfaces for use in Autodesk InfraWorks and civil design models. The workflow is flight planning in DroneDeploy (or DJI Pilot 2 or DJI FlightHub), RTK corrections from AUSCORS or CORSnet-NSW (or a local base), ground control and independent check points to verify accuracy, processing in Autodesk ReCap Pro (point clouds, surfaces and, where needed, orthophotos), design integration in Autodesk InfraWorks or Civil 3D, and QGIS for GIS and asset register delivery. On this contract that capability is limited to the optional per-site rate (Item 10) for a specific asset outside 5.5 km of Sydney and Bankstown airports and clear of people; it is not used for network capture (Section 2.1).</w:t>
       </w:r>
     </w:p>
     <w:p>

--- a/FP/VP527819/Final/JCE_FP_VP527819_Final_RevG.docx
+++ b/FP/VP527819/Final/JCE_FP_VP527819_Final_RevG.docx
@@ -503,7 +503,7 @@
         <w:rPr>
           <w:i w:val="0"/>
         </w:rPr>
-        <w:t>The engagement is led personally by JCE's Director, Jayden Callen. Jayden's career has moved from civil design into design management, coordinating several disciplines and subconsultants into one package to one program. On this contract JCE carries out all GIS processing, asset register updates, data QA and audit sampling in-house, and Jayden manages a specialist field data capture partner and a qualified valuer to one program, one QA process and one register of comments and actions, with Council's approval of the capture forms and of the pilot as hold points before any network capture proceeds. Jayden has also worked for a regional council in Far North Queensland, where he shortlisted consultants for a council RFT, so he knows what a Council officer needs after award: clear hold points, no surprises on scope or fee, and records Council can audit.</w:t>
+        <w:t>The engagement is led personally by JCE's Director, Jayden Callen. Jayden's career has moved from civil design into design management, coordinating several disciplines and subconsultants into one package to one program. On this contract JCE carries out all GIS processing, asset register updates, data QA and audit sampling in-house, and Jayden manages a specialist field data capture partner and a qualified valuer to one program, one QA process and one register of comments and actions, with Council's approval of the capture forms and of the pilot as hold points before any network capture proceeds. Jayden has also worked for a regional council in Far North Queensland, where he shortlisted consultants for a council RFT, so he knows what a Council officer needs after award: clear hold points, no surprises on scope or fee, and records Council can audit. JCE has also delivered engineering for Tablelands Regional Council (QLD), including the rectification of a floodway on Council's road network.</w:t>
       </w:r>
     </w:p>
     <w:p>
@@ -6321,7 +6321,7 @@
         <w:rPr>
           <w:i w:val="0"/>
         </w:rPr>
-        <w:t>Jayden is a civil engineer with more than eight years of experience across Commonwealth Defence infrastructure, land development, roads and pavements, stormwater and water infrastructure, progressing from civil design to design management. Relevant experience includes civil design management at Langtree Consulting Engineers, Townsville (03/2025 to 05/2026), coordinating flood, electrical and hydraulic subconsultants into joint-discipline packages; senior engineer and design manager roles with SCP Consulting (06/2023 to 03/2025) on Defence projects at HMAS Watson, RAAF Base Tindal, RAAF Base Townsville and HMAS Cairns, including construction-phase inspection and quality assurance; engineer's estimates and bills of quantities, the basis of replacement cost unit rates; road and pavement design to the Austroads guides and CIRCLY; condition inspection and certification of a 647 m earthen flood levee at Gunnedah (JCE, 2026); and Civil 3D and GIS data management. Jayden has delivered drone photogrammetry on previous projects, planning automated flight paths in DroneDeploy, capturing RTK-positioned photogrammetry and high-resolution aerial stills and video, and processing in Autodesk ReCap Pro to build point clouds and terrain surfaces for use in Autodesk InfraWorks and civil design models. His summary is in Attachment B and his detailed CV is attached to the tender.</w:t>
+        <w:t>Jayden is a civil engineer with more than eight years of experience across Commonwealth Defence infrastructure, land development, roads and pavements, stormwater and water infrastructure, progressing from civil design to design management. Relevant experience includes civil design management at Langtree Consulting Engineers, Townsville (03/2025 to 05/2026), coordinating flood, electrical and hydraulic subconsultants into joint-discipline packages; senior engineer and design manager roles with SCP Consulting (06/2023 to 03/2025) on Defence projects at HMAS Watson, RAAF Base Tindal, RAAF Base Townsville and HMAS Cairns, including construction-phase inspection and quality assurance; engineer's estimates and bills of quantities, the basis of replacement cost unit rates; road and pavement design to the Austroads guides and CIRCLY; condition inspection and certification of a 647 m earthen flood levee at Gunnedah (JCE, 2026); JCE engineering for Tablelands Regional Council (QLD) on a floodway rectification on Council's road network and a landfill leachate storage facility; and Civil 3D and GIS data management. Jayden has delivered drone photogrammetry on previous projects, planning automated flight paths in DroneDeploy, capturing RTK-positioned photogrammetry and high-resolution aerial stills and video, and processing in Autodesk ReCap Pro to build point clouds and terrain surfaces for use in Autodesk InfraWorks and civil design models. His summary is in Attachment B and his detailed CV is attached to the tender.</w:t>
       </w:r>
     </w:p>
     <w:p>
@@ -6337,7 +6337,30 @@
         <w:rPr>
           <w:i w:val="0"/>
         </w:rPr>
-        <w:t>[TBC - Jayden: three similar projects completed in the last five years with referees. JCE has not completed a network condition audit or revaluation of its own, so these will be the data capture and valuation partners' projects, clearly labelled as theirs, from the quotes due 21/10/2026.]</w:t>
+        <w:t>JCE's council project closest to this contract:</w:t>
+      </w:r>
+    </w:p>
+    <w:p>
+      <w:pPr>
+        <w:pStyle w:val="ListBullet"/>
+        <w:spacing w:after="40"/>
+      </w:pPr>
+      <w:r>
+        <w:rPr>
+          <w:b/>
+        </w:rPr>
+        <w:t xml:space="preserve">1. </w:t>
+      </w:r>
+      <w:r>
+        <w:t>Floodway rectification, Tablelands Regional Council (QLD): engineering for the rectification of a floodway on Council's road network. Referee: Darren Quilliam, Tablelands Regional Council (contact details available on request).</w:t>
+      </w:r>
+    </w:p>
+    <w:p>
+      <w:r>
+        <w:rPr>
+          <w:i w:val="0"/>
+        </w:rPr>
+        <w:t>[TBC - Jayden: two further similar projects completed in the last five years with referees, ideally a council transport-asset condition audit or revaluation. JCE has not completed one of its own, so these will be the data capture and valuation partners' projects, clearly labelled as theirs, from the quotes due 21/10/2026.]</w:t>
       </w:r>
     </w:p>
     <w:p>
@@ -9973,6 +9996,21 @@
       </w:r>
       <w:r>
         <w:t>Condition inspection and certification of an existing 647 m earthen flood levee at Gunnedah, with field dispersion and plasticity testing (JCE, 2026).</w:t>
+      </w:r>
+    </w:p>
+    <w:p>
+      <w:pPr>
+        <w:pStyle w:val="ListBullet"/>
+        <w:spacing w:after="40"/>
+      </w:pPr>
+      <w:r>
+        <w:rPr>
+          <w:b/>
+        </w:rPr>
+        <w:t xml:space="preserve">Council projects (JCE). </w:t>
+      </w:r>
+      <w:r>
+        <w:t>Floodway rectification, Tablelands Regional Council (QLD): engineering for the rectification of a floodway on Council's road network. Leachate storage facility, Tablelands Regional Council (QLD): engineering for a landfill leachate storage facility. Referee: Darren Quilliam, Tablelands Regional Council.</w:t>
       </w:r>
     </w:p>
     <w:p>

--- a/FP/VP527819/Final/JCE_FP_VP527819_Final_RevG.docx
+++ b/FP/VP527819/Final/JCE_FP_VP527819_Final_RevG.docx
@@ -6321,7 +6321,7 @@
         <w:rPr>
           <w:i w:val="0"/>
         </w:rPr>
-        <w:t>Jayden is a civil engineer with more than eight years of experience across Commonwealth Defence infrastructure, land development, roads and pavements, stormwater and water infrastructure, progressing from civil design to design management. Relevant experience includes civil design management at Langtree Consulting Engineers, Townsville (03/2025 to 05/2026), coordinating flood, electrical and hydraulic subconsultants into joint-discipline packages; senior engineer and design manager roles with SCP Consulting (06/2023 to 03/2025) on Defence projects at HMAS Watson, RAAF Base Tindal, RAAF Base Townsville and HMAS Cairns, including construction-phase inspection and quality assurance; engineer's estimates and bills of quantities, the basis of replacement cost unit rates; road and pavement design to the Austroads guides and CIRCLY; condition inspection and certification of a 647 m earthen flood levee at Gunnedah (JCE, 2026); JCE engineering for Tablelands Regional Council (QLD) on a floodway rectification on Council's road network and a landfill leachate storage facility; and Civil 3D and GIS data management. Jayden has delivered drone photogrammetry on previous projects, planning automated flight paths in DroneDeploy, capturing RTK-positioned photogrammetry and high-resolution aerial stills and video, and processing in Autodesk ReCap Pro to build point clouds and terrain surfaces for use in Autodesk InfraWorks and civil design models. His summary is in Attachment B and his detailed CV is attached to the tender.</w:t>
+        <w:t>Jayden is a civil engineer with more than eight years of experience across Commonwealth Defence infrastructure, land development, roads and pavements, stormwater and water infrastructure, progressing from civil design to design management. Relevant experience includes civil design management at Langtree Consulting Engineers, Townsville (03/2025 to 05/2026), coordinating flood, electrical and hydraulic subconsultants into joint-discipline packages; senior engineer and design manager roles with SCP Consulting (06/2023 to 03/2025) on Defence projects at HMAS Watson, RAAF Base Tindal, RAAF Base Townsville and HMAS Cairns, including construction-phase inspection and quality assurance; engineer's estimates and bills of quantities, the basis of replacement cost unit rates; road and pavement design to the Austroads guides and CIRCLY; JCE engineering for Tablelands Regional Council (QLD) on a floodway rectification on Council's road network and a landfill leachate storage facility; and Civil 3D and GIS data management. Jayden has delivered drone photogrammetry on previous projects, planning automated flight paths in DroneDeploy, capturing RTK-positioned photogrammetry and high-resolution aerial stills and video, and processing in Autodesk ReCap Pro to build point clouds and terrain surfaces for use in Autodesk InfraWorks and civil design models. His summary is in Attachment B and his detailed CV is attached to the tender.</w:t>
       </w:r>
     </w:p>
     <w:p>
@@ -6361,6 +6361,20 @@
           <w:i w:val="0"/>
         </w:rPr>
         <w:t>[TBC - Jayden: two further similar projects completed in the last five years with referees, ideally a council transport-asset condition audit or revaluation. JCE has not completed one of its own, so these will be the data capture and valuation partners' projects, clearly labelled as theirs, from the quotes due 21/10/2026.]</w:t>
+      </w:r>
+    </w:p>
+    <w:p>
+      <w:r>
+        <w:rPr>
+          <w:b/>
+        </w:rPr>
+        <w:t xml:space="preserve">Referee for Defence and head-contractor delivery: </w:t>
+      </w:r>
+      <w:r>
+        <w:rPr>
+          <w:i w:val="0"/>
+        </w:rPr>
+        <w:t>RAAF Base Townsville, Defence delivery project: engineering delivery for CPB Contractors (head contractor). Referee: Maverick Partner, CPB Contractors (contact details available on request). This shows Defence and head-contractor delivery; it is not a council transport-asset project.</w:t>
       </w:r>
     </w:p>
     <w:p>
@@ -9992,10 +10006,10 @@
         <w:rPr>
           <w:b/>
         </w:rPr>
-        <w:t xml:space="preserve">Inspection and condition. </w:t>
+        <w:t xml:space="preserve">Defence delivery. </w:t>
       </w:r>
       <w:r>
-        <w:t>Condition inspection and certification of an existing 647 m earthen flood levee at Gunnedah, with field dispersion and plasticity testing (JCE, 2026).</w:t>
+        <w:t>RAAF Base Townsville, Defence delivery project: engineering delivery for CPB Contractors (head contractor). Referee: Maverick Partner, CPB Contractors (contact details available on request).</w:t>
       </w:r>
     </w:p>
     <w:p>

--- a/FP/VP527819/Final/JCE_FP_VP527819_Final_RevG.docx
+++ b/FP/VP527819/Final/JCE_FP_VP527819_Final_RevG.docx
@@ -503,7 +503,7 @@
         <w:rPr>
           <w:i w:val="0"/>
         </w:rPr>
-        <w:t>The engagement is led personally by JCE's Director, Jayden Callen. Jayden's career has moved from civil design into design management, coordinating several disciplines and subconsultants into one package to one program. On this contract JCE carries out all GIS processing, asset register updates, data QA and audit sampling in-house, and Jayden manages a specialist field data capture partner and a qualified valuer to one program, one QA process and one register of comments and actions, with Council's approval of the capture forms and of the pilot as hold points before any network capture proceeds. Jayden has also worked for a regional council in Far North Queensland, where he shortlisted consultants for a council RFT, so he knows what a Council officer needs after award: clear hold points, no surprises on scope or fee, and records Council can audit. JCE has also delivered engineering for Tablelands Regional Council (QLD), including the rectification of a floodway on Council's road network.</w:t>
+        <w:t>The engagement is led personally by JCE's Director, Jayden Callen. Jayden's career has moved from civil design into design management, coordinating several disciplines and subconsultants into one package to one program. On this contract JCE carries out all GIS processing, asset register updates, data QA and audit sampling in-house, and Jayden manages a specialist field data capture partner and a qualified valuer to one program, one QA process and one register of comments and actions, with Council's approval of the capture forms and of the pilot as hold points before any network capture proceeds. Jayden has also worked for a regional council in Far North Queensland, where he shortlisted consultants for a council RFT, so he knows what a Council officer needs after award: clear hold points, no surprises on scope or fee, and records Council can audit. While at Langtree Consulting Engineers, Jayden also delivered engineering for Tablelands Regional Council (QLD), including the rectification of a floodway on Council's road network.</w:t>
       </w:r>
     </w:p>
     <w:p>
@@ -6321,7 +6321,7 @@
         <w:rPr>
           <w:i w:val="0"/>
         </w:rPr>
-        <w:t>Jayden is a civil engineer with more than eight years of experience across Commonwealth Defence infrastructure, land development, roads and pavements, stormwater and water infrastructure, progressing from civil design to design management. Relevant experience includes civil design management at Langtree Consulting Engineers, Townsville (03/2025 to 05/2026), coordinating flood, electrical and hydraulic subconsultants into joint-discipline packages; senior engineer and design manager roles with SCP Consulting (06/2023 to 03/2025) on Defence projects at HMAS Watson, RAAF Base Tindal, RAAF Base Townsville and HMAS Cairns, including construction-phase inspection and quality assurance; engineer's estimates and bills of quantities, the basis of replacement cost unit rates; road and pavement design to the Austroads guides and CIRCLY; JCE engineering for Tablelands Regional Council (QLD) on a floodway rectification on Council's road network and a landfill leachate storage facility; and Civil 3D and GIS data management. Jayden has delivered drone photogrammetry on previous projects, planning automated flight paths in DroneDeploy, capturing RTK-positioned photogrammetry and high-resolution aerial stills and video, and processing in Autodesk ReCap Pro to build point clouds and terrain surfaces for use in Autodesk InfraWorks and civil design models. His summary is in Attachment B and his detailed CV is attached to the tender.</w:t>
+        <w:t>Jayden is a civil engineer with more than eight years of experience across Commonwealth Defence infrastructure, land development, roads and pavements, stormwater and water infrastructure, progressing from civil design to design management. Relevant experience includes civil design management at Langtree Consulting Engineers, Townsville (03/2025 to 05/2026), coordinating flood, electrical and hydraulic subconsultants into joint-discipline packages; senior engineer and design manager roles with SCP Consulting (06/2023 to 03/2025) on Defence projects at HMAS Watson, RAAF Base Tindal, RAAF Base Townsville and HMAS Cairns, including construction-phase inspection and quality assurance; engineer's estimates and bills of quantities, the basis of replacement cost unit rates; road and pavement design to the Austroads guides and CIRCLY; at Langtree, engineering for Tablelands Regional Council (QLD) on a floodway rectification on Council's road network and a landfill leachate storage facility; and Civil 3D and GIS data management. Jayden has delivered drone photogrammetry on previous projects, planning automated flight paths in DroneDeploy, capturing RTK-positioned photogrammetry and high-resolution aerial stills and video, and processing in Autodesk ReCap Pro to build point clouds and terrain surfaces for use in Autodesk InfraWorks and civil design models. His summary is in Attachment B and his detailed CV is attached to the tender.</w:t>
       </w:r>
     </w:p>
     <w:p>
@@ -6337,30 +6337,21 @@
         <w:rPr>
           <w:i w:val="0"/>
         </w:rPr>
-        <w:t>JCE's council project closest to this contract:</w:t>
-      </w:r>
-    </w:p>
-    <w:p>
-      <w:pPr>
-        <w:pStyle w:val="ListBullet"/>
-        <w:spacing w:after="40"/>
-      </w:pPr>
-      <w:r>
-        <w:rPr>
-          <w:b/>
-        </w:rPr>
-        <w:t xml:space="preserve">1. </w:t>
-      </w:r>
-      <w:r>
-        <w:t>Floodway rectification, Tablelands Regional Council (QLD): engineering for the rectification of a floodway on Council's road network. Referee: Darren Quilliam, Tablelands Regional Council (contact details available on request).</w:t>
+        <w:t>[TBC - Jayden: three similar projects completed by the tenderer in the last five years with referees. JCE has not completed a network condition audit or revaluation of its own, so these will be the data capture and valuation partners' projects, clearly labelled as theirs, from the quotes due 21/10/2026.]</w:t>
       </w:r>
     </w:p>
     <w:p>
       <w:r>
         <w:rPr>
+          <w:b/>
+        </w:rPr>
+        <w:t xml:space="preserve">Key personnel council experience: </w:t>
+      </w:r>
+      <w:r>
+        <w:rPr>
           <w:i w:val="0"/>
         </w:rPr>
-        <w:t>[TBC - Jayden: two further similar projects completed in the last five years with referees, ideally a council transport-asset condition audit or revaluation. JCE has not completed one of its own, so these will be the data capture and valuation partners' projects, clearly labelled as theirs, from the quotes due 21/10/2026.]</w:t>
+        <w:t>Jayden Callen (while at Langtrees): Floodway rectification, Tablelands Regional Council (QLD): engineering for the rectification of a floodway on Council's road network. Jayden Callen (while at Langtrees): Leachate storage facility, Tablelands Regional Council (QLD): engineering for a landfill leachate storage facility. Referee for Jayden's work: Darren Quilliam, Tablelands Regional Council (contact details available on request). These are key personnel experience, not JCE company projects.</w:t>
       </w:r>
     </w:p>
     <w:p>
@@ -10021,7 +10012,7 @@
         <w:rPr>
           <w:b/>
         </w:rPr>
-        <w:t xml:space="preserve">Council projects (JCE). </w:t>
+        <w:t xml:space="preserve">Council projects (while at Langtrees). </w:t>
       </w:r>
       <w:r>
         <w:t>Floodway rectification, Tablelands Regional Council (QLD): engineering for the rectification of a floodway on Council's road network. Leachate storage facility, Tablelands Regional Council (QLD): engineering for a landfill leachate storage facility. Referee: Darren Quilliam, Tablelands Regional Council.</w:t>

--- a/FP/VP527819/Final/JCE_FP_VP527819_Final_RevG.docx
+++ b/FP/VP527819/Final/JCE_FP_VP527819_Final_RevG.docx
@@ -495,7 +495,7 @@
         <w:rPr>
           <w:i w:val="0"/>
         </w:rPr>
-        <w:t>JCE Infrastructure Pty Ltd (JCE) offers to deliver Council's Transport Assets Condition Audit and Revaluations 2026/27 (RFT 47-26) as Prime Contractor and Council's single point of contact, for a mandatory lump sum of $435,570.00 excluding GST ($479,127.00 including GST), with each optional asset class and Optional Service A priced separately.</w:t>
+        <w:t>JCE Infrastructure Pty Ltd (JCE) offers to deliver Council's Transport Assets Condition Audit and Revaluations 2026/27 (RFT 47-26) as Prime Contractor and Council's single point of contact, for a mandatory lump sum of $437,090.00 excluding GST ($480,799.00 including GST), with each optional asset class and Optional Service A priced separately.</w:t>
       </w:r>
     </w:p>
     <w:p>
@@ -5458,7 +5458,7 @@
               <w:rPr>
                 <w:sz w:val="17"/>
               </w:rPr>
-              <w:t>Senior civil engineer</w:t>
+              <w:t>Associate Principal Engineer and certifying engineer (core team)</w:t>
             </w:r>
           </w:p>
         </w:tc>
@@ -5476,7 +5476,7 @@
               <w:rPr>
                 <w:sz w:val="17"/>
               </w:rPr>
-              <w:t>Sunny Lotay, NER, RPEng (Vic) (Lotay Civil) [TBC - Jayden: confirm availability]</w:t>
+              <w:t>Sunny Lotay, Associate Principal Engineer (RPEQ, NER), Lotay Civil: engaged by JCE under a standing associate agreement as technical reviewer and certifying engineer on JCE commissions.</w:t>
             </w:r>
           </w:p>
         </w:tc>
@@ -5494,7 +5494,7 @@
               <w:rPr>
                 <w:sz w:val="17"/>
               </w:rPr>
-              <w:t>Data QA, GIS outputs and condition analysis under JCE's direction</w:t>
+              <w:t>Independent technical review of outputs; certification and sign-off where a registered engineer is required; audit sampling and programs support; backup project lead</w:t>
             </w:r>
           </w:p>
         </w:tc>
@@ -6076,7 +6076,7 @@
               <w:rPr>
                 <w:sz w:val="17"/>
               </w:rPr>
-              <w:t>Sunny Lotay (associate) [TBC - Jayden]</w:t>
+              <w:t>Sunny Lotay (associate)</w:t>
             </w:r>
           </w:p>
         </w:tc>
@@ -6148,7 +6148,7 @@
               <w:rPr>
                 <w:sz w:val="17"/>
               </w:rPr>
-              <w:t>46 h</w:t>
+              <w:t>54 h</w:t>
             </w:r>
           </w:p>
         </w:tc>
@@ -6166,7 +6166,7 @@
               <w:rPr>
                 <w:sz w:val="17"/>
               </w:rPr>
-              <w:t>51 h</w:t>
+              <w:t>59 h</w:t>
             </w:r>
           </w:p>
         </w:tc>
@@ -7001,7 +7001,7 @@
               <w:rPr>
                 <w:sz w:val="17"/>
               </w:rPr>
-              <w:t>$432,330.00</w:t>
+              <w:t>$433,850.00</w:t>
             </w:r>
           </w:p>
         </w:tc>
@@ -7244,7 +7244,7 @@
                 <w:b/>
                 <w:sz w:val="17"/>
               </w:rPr>
-              <w:t>$435,570.00</w:t>
+              <w:t>$437,090.00</w:t>
             </w:r>
           </w:p>
         </w:tc>
@@ -7309,7 +7309,7 @@
                 <w:b/>
                 <w:sz w:val="17"/>
               </w:rPr>
-              <w:t>$43,557.00</w:t>
+              <w:t>$43,709.00</w:t>
             </w:r>
           </w:p>
         </w:tc>
@@ -7371,7 +7371,7 @@
                 <w:b/>
                 <w:sz w:val="17"/>
               </w:rPr>
-              <w:t>$479,127.00</w:t>
+              <w:t>$480,799.00</w:t>
             </w:r>
           </w:p>
         </w:tc>
@@ -8368,7 +8368,7 @@
               <w:rPr>
                 <w:sz w:val="17"/>
               </w:rPr>
-              <w:t>Project management, quality review and close-out</w:t>
+              <w:t>Project management, quality review, associate technical review and certification (Sunny Lotay), close-out</w:t>
             </w:r>
           </w:p>
         </w:tc>
@@ -8387,7 +8387,7 @@
               <w:rPr>
                 <w:sz w:val="17"/>
               </w:rPr>
-              <w:t>$9,600.00</w:t>
+              <w:t>$11,120.00</w:t>
             </w:r>
           </w:p>
         </w:tc>
@@ -8569,7 +8569,7 @@
                 <w:b/>
                 <w:sz w:val="17"/>
               </w:rPr>
-              <w:t>$432,330.00</w:t>
+              <w:t>$433,850.00</w:t>
             </w:r>
           </w:p>
         </w:tc>

--- a/FP/VP527819/Final/JCE_FP_VP527819_Final_RevG.docx
+++ b/FP/VP527819/Final/JCE_FP_VP527819_Final_RevG.docx
@@ -503,7 +503,7 @@
         <w:rPr>
           <w:i w:val="0"/>
         </w:rPr>
-        <w:t>The engagement is led personally by JCE's Director, Jayden Callen. Jayden's career has moved from civil design into design management, coordinating several disciplines and subconsultants into one package to one program. On this contract JCE carries out all GIS processing, asset register updates, data QA and audit sampling in-house, and Jayden manages a specialist field data capture partner and a qualified valuer to one program, one QA process and one register of comments and actions, with Council's approval of the capture forms and of the pilot as hold points before any network capture proceeds. Jayden has also worked for a regional council in Far North Queensland, where he shortlisted consultants for a council RFT, so he knows what a Council officer needs after award: clear hold points, no surprises on scope or fee, and records Council can audit. While at Langtree Consulting Engineers, Jayden also delivered engineering for Tablelands Regional Council (QLD), including the rectification of a floodway on Council's road network.</w:t>
+        <w:t xml:space="preserve">The engagement is led personally by JCE's Director, Jayden Callen. Jayden's career has moved from civil design into design management, coordinating several disciplines and subconsultants into one package to one program. On this contract JCE carries out all GIS processing, asset register updates, data QA and audit sampling in-house, and Jayden manages a specialist field data capture partner and a qualified valuer to one program, one QA process and one register of comments and actions, with Council's approval of the capture forms and of the pilot as hold points before any network capture proceeds. Jayden has also worked for a regional council in Far North Queensland, where he shortlisted consultants for a council RFT, so he knows what a Council officer needs after award: clear hold points, no surprises on scope or fee, and records Council can audit. While at Langtree Consulting, Jayden also delivered engineering for Tablelands Regional Council (QLD), including the rectification of a floodway on Council's road network.</w:t>
       </w:r>
     </w:p>
     <w:p>
@@ -6321,7 +6321,7 @@
         <w:rPr>
           <w:i w:val="0"/>
         </w:rPr>
-        <w:t>Jayden is a civil engineer with more than eight years of experience across Commonwealth Defence infrastructure, land development, roads and pavements, stormwater and water infrastructure, progressing from civil design to design management. Relevant experience includes civil design management at Langtree Consulting Engineers, Townsville (03/2025 to 05/2026), coordinating flood, electrical and hydraulic subconsultants into joint-discipline packages; senior engineer and design manager roles with SCP Consulting (06/2023 to 03/2025) on Defence projects at HMAS Watson, RAAF Base Tindal, RAAF Base Townsville and HMAS Cairns, including construction-phase inspection and quality assurance; engineer's estimates and bills of quantities, the basis of replacement cost unit rates; road and pavement design to the Austroads guides and CIRCLY; at Langtree, engineering for Tablelands Regional Council (QLD) on a floodway rectification on Council's road network and a landfill leachate storage facility; and Civil 3D and GIS data management. Jayden has delivered drone photogrammetry on previous projects, planning automated flight paths in DroneDeploy, capturing RTK-positioned photogrammetry and high-resolution aerial stills and video, and processing in Autodesk ReCap Pro to build point clouds and terrain surfaces for use in Autodesk InfraWorks and civil design models. His summary is in Attachment B and his detailed CV is attached to the tender.</w:t>
+        <w:t xml:space="preserve">Jayden is a civil engineer with more than eight years of experience across Commonwealth Defence infrastructure, land development, roads and pavements, stormwater and water infrastructure, progressing from civil design to design management. Relevant experience includes civil design management at Langtree Consulting, Townsville (03/2025 to 05/2026), coordinating flood, electrical and hydraulic subconsultants into joint-discipline packages; senior engineer and design manager roles with SCP Consulting (06/2023 to 03/2025) on Defence projects at HMAS Watson, RAAF Base Tindal, RAAF Base Townsville and HMAS Cairns, including construction-phase inspection and quality assurance; engineer's estimates and bills of quantities, the basis of replacement cost unit rates; road and pavement design to the Austroads guides and CIRCLY; at Langtree Consulting, engineering for Tablelands Regional Council (QLD) on a floodway rectification on Council's road network and the Ravenshoe leachate storage facility design modification (2025); and Civil 3D and GIS data management. Jayden has delivered drone photogrammetry on previous projects, planning automated flight paths in DroneDeploy, capturing RTK-positioned photogrammetry and high-resolution aerial stills and video, and processing in Autodesk ReCap Pro to build point clouds and terrain surfaces for use in Autodesk InfraWorks and civil design models. His summary is in Attachment B and his detailed CV is attached to the tender.</w:t>
       </w:r>
     </w:p>
     <w:p>
@@ -6351,7 +6351,7 @@
         <w:rPr>
           <w:i w:val="0"/>
         </w:rPr>
-        <w:t>Jayden Callen (while at Langtrees): Floodway rectification, Tablelands Regional Council (QLD): engineering for the rectification of a floodway on Council's road network. Jayden Callen (while at Langtrees): Leachate storage facility, Tablelands Regional Council (QLD): engineering for a landfill leachate storage facility. Referee for Jayden's work: Darren Quilliam, Tablelands Regional Council (contact details available on request). These are key personnel experience, not JCE company projects.</w:t>
+        <w:t xml:space="preserve">Jayden Callen (while at Langtree Consulting): Floodway rectification, Tablelands Regional Council (QLD): engineering for the rectification of a floodway on Council's road network. Ravenshoe leachate storage facility design modification, Tablelands Regional Council (QLD), 2025 (Jayden Callen while at Langtree Consulting). Referee for Jayden's work: Darren Quilliam, Tablelands Regional Council (contact details available on request). These are key personnel experience, not JCE company projects.</w:t>
       </w:r>
     </w:p>
     <w:p>
@@ -6365,7 +6365,7 @@
         <w:rPr>
           <w:i w:val="0"/>
         </w:rPr>
-        <w:t>RAAF Base Townsville, Defence delivery project: engineering delivery for CPB Contractors (head contractor). Referee: Maverick Partner, CPB Contractors (contact details available on request). This shows Defence and head-contractor delivery; it is not a council transport-asset project.</w:t>
+        <w:t xml:space="preserve">RAAF Base Townsville, Defence delivery project: engineering delivery for CPB Contractors (head contractor). Referee: Maverick Parker, CPB Contractors (contact details available on request). This shows Defence and head-contractor delivery; it is not a council transport-asset project.</w:t>
       </w:r>
     </w:p>
     <w:p>
@@ -9970,7 +9970,7 @@
         <w:t xml:space="preserve">Design management. </w:t>
       </w:r>
       <w:r>
-        <w:t>Civil Design Manager and Senior Engineer, Langtree Consulting Engineers, Townsville (03/2025 to 05/2026): managed four civil designers, delivered concurrent subdivisions, coordinated flood modelling, electrical and hydraulic subconsultants into joint-discipline packages, prepared engineer's estimates and bills of quantities, chaired client and stakeholder meetings.</w:t>
+        <w:t xml:space="preserve">Civil Design Manager and Senior Engineer, Langtree Consulting, Townsville (03/2025 to 05/2026): managed four civil designers, delivered concurrent subdivisions, coordinated flood modelling, electrical and hydraulic subconsultants into joint-discipline packages, prepared engineer's estimates and bills of quantities, chaired client and stakeholder meetings.</w:t>
       </w:r>
     </w:p>
     <w:p>
@@ -10000,7 +10000,7 @@
         <w:t xml:space="preserve">Defence delivery. </w:t>
       </w:r>
       <w:r>
-        <w:t>RAAF Base Townsville, Defence delivery project: engineering delivery for CPB Contractors (head contractor). Referee: Maverick Partner, CPB Contractors (contact details available on request).</w:t>
+        <w:t xml:space="preserve">RAAF Base Townsville, Defence delivery project: engineering delivery for CPB Contractors (head contractor). Referee: Maverick Parker, CPB Contractors (contact details available on request).</w:t>
       </w:r>
     </w:p>
     <w:p>
@@ -10012,10 +10012,10 @@
         <w:rPr>
           <w:b/>
         </w:rPr>
-        <w:t xml:space="preserve">Council projects (while at Langtrees). </w:t>
+        <w:t xml:space="preserve">Council projects (while at Langtree Consulting). </w:t>
       </w:r>
       <w:r>
-        <w:t>Floodway rectification, Tablelands Regional Council (QLD): engineering for the rectification of a floodway on Council's road network. Leachate storage facility, Tablelands Regional Council (QLD): engineering for a landfill leachate storage facility. Referee: Darren Quilliam, Tablelands Regional Council.</w:t>
+        <w:t xml:space="preserve">Floodway rectification, Tablelands Regional Council (QLD): engineering for the rectification of a floodway on Council's road network. Ravenshoe leachate storage facility design modification, Tablelands Regional Council (QLD), 2025 (Jayden Callen while at Langtree Consulting). Referee: Darren Quilliam, Tablelands Regional Council.</w:t>
       </w:r>
     </w:p>
     <w:p>
